--- a/policies/build/masters/PSQ.1_v2_master.docx
+++ b/policies/build/masters/PSQ.1_v2_master.docx
@@ -11,40 +11,25 @@
         <w:rPr>
           <w:b/>
           <w:bCs/>
+          <w:sz w:val="28"/>
+          <w:szCs w:val="28"/>
+        </w:rPr>
+        <w:t>Policy on Patient-Safety Programme and Quality Improvement Programme</w:t>
+      </w:r>
+    </w:p>
+    <w:p>
+      <w:pPr>
+        <w:spacing w:after="60"/>
+        <w:jc w:val="center"/>
+      </w:pPr>
+      <w:r>
+        <w:rPr>
+          <w:b/>
+          <w:bCs/>
           <w:sz w:val="32"/>
           <w:szCs w:val="32"/>
         </w:rPr>
         <w:t xml:space="preserve">«Hospital Name»</w:t>
-      </w:r>
-    </w:p>
-    <w:p>
-      <w:pPr>
-        <w:spacing w:after="60"/>
-        <w:jc w:val="center"/>
-      </w:pPr>
-      <w:r>
-        <w:rPr>
-          <w:b/>
-          <w:bCs/>
-          <w:sz w:val="28"/>
-          <w:szCs w:val="28"/>
-        </w:rPr>
-        <w:t xml:space="preserve">Patient-Safety Programme and Quality Improvement Programme</w:t>
-      </w:r>
-    </w:p>
-    <w:p>
-      <w:pPr>
-        <w:spacing w:after="240"/>
-        <w:jc w:val="center"/>
-      </w:pPr>
-      <w:r>
-        <w:rPr>
-          <w:i/>
-          <w:iCs/>
-          <w:sz w:val="20"/>
-          <w:szCs w:val="20"/>
-        </w:rPr>
-        <w:t xml:space="preserve">Patient safety and quality improvement in day-to-day practice.</w:t>
       </w:r>
     </w:p>
     <w:p>
@@ -2599,158 +2584,6 @@
         <w:t xml:space="preserve">The Nursing Superintendent holds signed acknowledgements with the induction record.</w:t>
       </w:r>
     </w:p>
-    <w:p>
-      <w:pPr>
-        <w:pStyle w:val="Heading1"/>
-        <w:spacing w:after="120" w:before="280"/>
-      </w:pPr>
-      <w:r>
-        <w:t xml:space="preserve">9. References</w:t>
-      </w:r>
-    </w:p>
-    <w:p>
-      <w:pPr>
-        <w:pStyle w:val="ListParagraph"/>
-        <w:numPr>
-          <w:ilvl w:val="0"/>
-          <w:numId w:val="1"/>
-        </w:numPr>
-        <w:spacing w:after="60"/>
-      </w:pPr>
-      <w:r>
-        <w:rPr>
-          <w:sz w:val="22"/>
-          <w:szCs w:val="22"/>
-        </w:rPr>
-        <w:t xml:space="preserve">National Accreditation Board for Hospitals and Healthcare Providers (NABH), Standards for Small Healthcare Organisations, 3rd Edition — Patient Safety and Quality Improvement chapter, standard PSQ.1.</w:t>
-      </w:r>
-    </w:p>
-    <w:p>
-      <w:pPr>
-        <w:pStyle w:val="ListParagraph"/>
-        <w:numPr>
-          <w:ilvl w:val="0"/>
-          <w:numId w:val="1"/>
-        </w:numPr>
-        <w:spacing w:after="60"/>
-      </w:pPr>
-      <w:r>
-        <w:rPr>
-          <w:sz w:val="22"/>
-          <w:szCs w:val="22"/>
-        </w:rPr>
-        <w:t xml:space="preserve">Internal documents of «Hospital Name»: patient-safety committee terms of reference; QI committee terms of reference; audit schedule; indicator dashboard (PSQ.2); clinical audit system (PSQ.3); incident management system (PSQ.5); nursing quality monitoring records.</w:t>
-      </w:r>
-    </w:p>
-    <w:p>
-      <w:pPr>
-        <w:pStyle w:val="Heading1"/>
-        <w:spacing w:after="120" w:before="280"/>
-      </w:pPr>
-      <w:r>
-        <w:t xml:space="preserve">10. Distribution</w:t>
-      </w:r>
-    </w:p>
-    <w:p>
-      <w:pPr>
-        <w:spacing w:after="140"/>
-      </w:pPr>
-      <w:r>
-        <w:rPr>
-          <w:sz w:val="22"/>
-          <w:szCs w:val="22"/>
-        </w:rPr>
-        <w:t xml:space="preserve">Official master copy: office of the Medical Superintendent, «Hospital Name», with the Quality Coordinator.</w:t>
-      </w:r>
-    </w:p>
-    <w:p>
-      <w:pPr>
-        <w:spacing w:after="140"/>
-      </w:pPr>
-      <w:r>
-        <w:rPr>
-          <w:sz w:val="22"/>
-          <w:szCs w:val="22"/>
-        </w:rPr>
-        <w:t xml:space="preserve">Copies issued to: patient-safety / QI committee members; department heads; nursing administration; all clinical areas.</w:t>
-      </w:r>
-    </w:p>
-    <w:p>
-      <w:pPr>
-        <w:spacing w:after="140"/>
-      </w:pPr>
-      <w:r>
-        <w:rPr>
-          <w:sz w:val="22"/>
-          <w:szCs w:val="22"/>
-        </w:rPr>
-        <w:t xml:space="preserve">The current version is available to all staff at the «quality office policy file» and, if the hospital keeps an intranet, at «staff intranet / policies».</w:t>
-      </w:r>
-    </w:p>
-    <w:p>
-      <w:pPr>
-        <w:spacing w:after="140"/>
-      </w:pPr>
-      <w:r>
-        <w:rPr>
-          <w:sz w:val="22"/>
-          <w:szCs w:val="22"/>
-        </w:rPr>
-        <w:t xml:space="preserve">When a new version is issued, take old copies out of use.</w:t>
-      </w:r>
-    </w:p>
-    <w:p>
-      <w:pPr>
-        <w:pStyle w:val="Heading1"/>
-        <w:spacing w:after="120" w:before="280"/>
-      </w:pPr>
-      <w:r>
-        <w:t xml:space="preserve">11. Abbreviations</w:t>
-      </w:r>
-    </w:p>
-    <w:p>
-      <w:pPr>
-        <w:spacing w:after="140"/>
-      </w:pPr>
-      <w:r>
-        <w:rPr>
-          <w:sz w:val="22"/>
-          <w:szCs w:val="22"/>
-        </w:rPr>
-        <w:t xml:space="preserve">CAPA — corrective and preventive action
-FMEA — failure mode and effect analysis
-IPSG — International Patient Safety Goals
-NABH — National Accreditation Board for Hospitals and Healthcare Providers
-OE — objective element
-PSQ — Patient Safety and Quality Improvement (NABH SHCO chapter 9)
-QI — quality improvement
-SHCO — Standards for Small Healthcare Organisations
-WHO — World Health Organization</w:t>
-      </w:r>
-    </w:p>
-    <w:p>
-      <w:pPr>
-        <w:pStyle w:val="Heading1"/>
-        <w:spacing w:after="120" w:before="280"/>
-      </w:pPr>
-      <w:r>
-        <w:t xml:space="preserve">12. Traceability to NABH SHCO 3rd Edition PSQ.1</w:t>
-      </w:r>
-    </w:p>
-    <w:p>
-      <w:pPr>
-        <w:spacing w:after="120"/>
-      </w:pPr>
-      <w:r>
-        <w:rPr>
-          <w:i/>
-          <w:iCs/>
-          <w:sz w:val="20"/>
-          <w:szCs w:val="20"/>
-        </w:rPr>
-        <w:t xml:space="preserve">This table is an index. It is not how the policy is organised.</w:t>
-      </w:r>
-    </w:p>
     <w:tbl>
       <w:tblPr>
         <w:tblW w:type="pct" w:w="100%"/>
@@ -3680,7 +3513,93 @@
         <w:spacing w:after="120" w:before="280"/>
       </w:pPr>
       <w:r>
-        <w:t xml:space="preserve">13. Required Records / Evidence Checklist</w:t>
+        <w:t>9. Distribution</w:t>
+      </w:r>
+    </w:p>
+    <w:p>
+      <w:pPr>
+        <w:spacing w:after="140"/>
+      </w:pPr>
+      <w:r>
+        <w:rPr>
+          <w:sz w:val="22"/>
+          <w:szCs w:val="22"/>
+        </w:rPr>
+        <w:t xml:space="preserve">Official master copy: office of the Medical Superintendent, «Hospital Name», with the Quality Coordinator.</w:t>
+      </w:r>
+    </w:p>
+    <w:p>
+      <w:pPr>
+        <w:spacing w:after="140"/>
+      </w:pPr>
+      <w:r>
+        <w:rPr>
+          <w:sz w:val="22"/>
+          <w:szCs w:val="22"/>
+        </w:rPr>
+        <w:t xml:space="preserve">Copies issued to: patient-safety / QI committee members; department heads; nursing administration; all clinical areas.</w:t>
+      </w:r>
+    </w:p>
+    <w:p>
+      <w:pPr>
+        <w:spacing w:after="140"/>
+      </w:pPr>
+      <w:r>
+        <w:rPr>
+          <w:sz w:val="22"/>
+          <w:szCs w:val="22"/>
+        </w:rPr>
+        <w:t xml:space="preserve">The current version is available to all staff at the «quality office policy file» and, if the hospital keeps an intranet, at «staff intranet / policies».</w:t>
+      </w:r>
+    </w:p>
+    <w:p>
+      <w:pPr>
+        <w:spacing w:after="140"/>
+      </w:pPr>
+      <w:r>
+        <w:rPr>
+          <w:sz w:val="22"/>
+          <w:szCs w:val="22"/>
+        </w:rPr>
+        <w:t xml:space="preserve">When a new version is issued, take old copies out of use.</w:t>
+      </w:r>
+    </w:p>
+    <w:p>
+      <w:pPr>
+        <w:pStyle w:val="Heading1"/>
+        <w:spacing w:after="120" w:before="280"/>
+      </w:pPr>
+      <w:r>
+        <w:t>10. Abbreviations</w:t>
+      </w:r>
+    </w:p>
+    <w:p>
+      <w:pPr>
+        <w:spacing w:after="140"/>
+      </w:pPr>
+      <w:r>
+        <w:rPr>
+          <w:sz w:val="22"/>
+          <w:szCs w:val="22"/>
+        </w:rPr>
+        <w:t xml:space="preserve">CAPA — corrective and preventive action
+FMEA — failure mode and effect analysis
+IPSG — International Patient Safety Goals
+NABH — National Accreditation Board for Hospitals and Healthcare Providers
+OE — objective element
+PSQ — Patient Safety and Quality Improvement (NABH SHCO chapter 9)
+QI — quality improvement
+SHCO — Standards for Small Healthcare Organisations
+WHO — World Health Organization</w:t>
+      </w:r>
+    </w:p>
+    <w:p>
+      <w:pPr>
+        <w:pStyle w:val="Heading1"/>
+        <w:spacing w:after="120" w:before="280"/>
+      </w:pPr>
+      <w:r>
+        <w:t>11. Traceability to NABH SHCO 3rd Edition PSQ.1</w:t>
       </w:r>
     </w:p>
     <w:p>
@@ -3694,6 +3613,29 @@
           <w:sz w:val="20"/>
           <w:szCs w:val="20"/>
         </w:rPr>
+        <w:t xml:space="preserve">This table is an index. It is not how the policy is organised.</w:t>
+      </w:r>
+    </w:p>
+    <w:p>
+      <w:pPr>
+        <w:pStyle w:val="Heading1"/>
+        <w:spacing w:after="120" w:before="280"/>
+      </w:pPr>
+      <w:r>
+        <w:t>12. Required Records / Evidence Checklist</w:t>
+      </w:r>
+    </w:p>
+    <w:p>
+      <w:pPr>
+        <w:spacing w:after="120"/>
+      </w:pPr>
+      <w:r>
+        <w:rPr>
+          <w:i/>
+          <w:iCs/>
+          <w:sz w:val="20"/>
+          <w:szCs w:val="20"/>
+        </w:rPr>
         <w:t xml:space="preserve">Records the hospital holds under this policy, listed by objective element.</w:t>
       </w:r>
     </w:p>
@@ -4303,6 +4245,49 @@
           <w:szCs w:val="22"/>
         </w:rPr>
         <w:t xml:space="preserve">Committee minutes showing nursing quality reviewed and actions tracked.</w:t>
+      </w:r>
+    </w:p>
+    <w:p>
+      <w:pPr>
+        <w:pStyle w:val="Heading1"/>
+        <w:spacing w:after="120" w:before="280"/>
+      </w:pPr>
+      <w:r>
+        <w:t>13. References</w:t>
+      </w:r>
+    </w:p>
+    <w:p>
+      <w:pPr>
+        <w:pStyle w:val="ListParagraph"/>
+        <w:numPr>
+          <w:ilvl w:val="0"/>
+          <w:numId w:val="1"/>
+        </w:numPr>
+        <w:spacing w:after="60"/>
+      </w:pPr>
+      <w:r>
+        <w:rPr>
+          <w:sz w:val="22"/>
+          <w:szCs w:val="22"/>
+        </w:rPr>
+        <w:t xml:space="preserve">National Accreditation Board for Hospitals and Healthcare Providers (NABH), Standards for Small Healthcare Organisations, 3rd Edition — Patient Safety and Quality Improvement chapter, standard PSQ.1.</w:t>
+      </w:r>
+    </w:p>
+    <w:p>
+      <w:pPr>
+        <w:pStyle w:val="ListParagraph"/>
+        <w:numPr>
+          <w:ilvl w:val="0"/>
+          <w:numId w:val="1"/>
+        </w:numPr>
+        <w:spacing w:after="60"/>
+      </w:pPr>
+      <w:r>
+        <w:rPr>
+          <w:sz w:val="22"/>
+          <w:szCs w:val="22"/>
+        </w:rPr>
+        <w:t xml:space="preserve">Internal documents of «Hospital Name»: patient-safety committee terms of reference; QI committee terms of reference; audit schedule; indicator dashboard (PSQ.2); clinical audit system (PSQ.3); incident management system (PSQ.5); nursing quality monitoring records.</w:t>
       </w:r>
     </w:p>
     <w:p>
@@ -4427,7 +4412,7 @@
         <w:sz w:val="16"/>
         <w:szCs w:val="16"/>
       </w:rPr>
-      <w:t xml:space="preserve">«Hospital Name»  |  «PSQ/POL/01»  |  Controlled document  |  Patient-Safety Programme and Quality Improvement Programme</w:t>
+      <w:t>«Hospital Name»  |  «PSQ/POL/01»  |  Controlled document  |  Policy on Patient-Safety Programme and Quality Improvement Programme</w:t>
     </w:r>
   </w:p>
 </w:ftr>

--- a/policies/build/masters/PSQ.1_v2_master.docx
+++ b/policies/build/masters/PSQ.1_v2_master.docx
@@ -2601,6 +2601,7 @@
         <w:gridCol w:w="100"/>
         <w:gridCol w:w="100"/>
         <w:gridCol w:w="100"/>
+        <w:gridCol w:w="100"/>
       </w:tblGrid>
       <w:tr>
         <w:tc>
@@ -2628,6 +2629,26 @@
         </w:tc>
         <w:tc>
           <w:tcPr>
+            <w:tcW w:type="pct" w:w="12%"/>
+            <w:tcBorders>
+              <w:top w:val="single" w:color="999999" w:sz="4"/>
+              <w:left w:val="single" w:color="999999" w:sz="4"/>
+              <w:bottom w:val="single" w:color="999999" w:sz="4"/>
+              <w:right w:val="single" w:color="999999" w:sz="4"/>
+            </w:tcBorders>
+            <w:shd w:fill="E8E8E8" w:val="clear"/>
+          </w:tcPr>
+          <w:p>
+            <w:r>
+              <w:rPr>
+                <w:b/>
+              </w:rPr>
+              <w:t>Level</w:t>
+            </w:r>
+          </w:p>
+        </w:tc>
+        <w:tc>
+          <w:tcPr>
             <w:tcW w:type="pct" w:w="32%"/>
             <w:tcBorders>
               <w:top w:val="single" w:color="999999" w:sz="4"/>
@@ -2721,6 +2742,22 @@
         </w:tc>
         <w:tc>
           <w:tcPr>
+            <w:tcW w:type="pct" w:w="12%"/>
+            <w:tcBorders>
+              <w:top w:val="single" w:color="999999" w:sz="4"/>
+              <w:left w:val="single" w:color="999999" w:sz="4"/>
+              <w:bottom w:val="single" w:color="999999" w:sz="4"/>
+              <w:right w:val="single" w:color="999999" w:sz="4"/>
+            </w:tcBorders>
+          </w:tcPr>
+          <w:p>
+            <w:r>
+              <w:t>CORE*</w:t>
+            </w:r>
+          </w:p>
+        </w:tc>
+        <w:tc>
+          <w:tcPr>
             <w:tcW w:type="pct" w:w="32%"/>
             <w:tcBorders>
               <w:top w:val="single" w:color="999999" w:sz="4"/>
@@ -2811,6 +2848,22 @@
         </w:tc>
         <w:tc>
           <w:tcPr>
+            <w:tcW w:type="pct" w:w="12%"/>
+            <w:tcBorders>
+              <w:top w:val="single" w:color="999999" w:sz="4"/>
+              <w:left w:val="single" w:color="999999" w:sz="4"/>
+              <w:bottom w:val="single" w:color="999999" w:sz="4"/>
+              <w:right w:val="single" w:color="999999" w:sz="4"/>
+            </w:tcBorders>
+          </w:tcPr>
+          <w:p>
+            <w:r>
+              <w:t>Commitment</w:t>
+            </w:r>
+          </w:p>
+        </w:tc>
+        <w:tc>
+          <w:tcPr>
             <w:tcW w:type="pct" w:w="32%"/>
             <w:tcBorders>
               <w:top w:val="single" w:color="999999" w:sz="4"/>
@@ -2901,6 +2954,22 @@
         </w:tc>
         <w:tc>
           <w:tcPr>
+            <w:tcW w:type="pct" w:w="12%"/>
+            <w:tcBorders>
+              <w:top w:val="single" w:color="999999" w:sz="4"/>
+              <w:left w:val="single" w:color="999999" w:sz="4"/>
+              <w:bottom w:val="single" w:color="999999" w:sz="4"/>
+              <w:right w:val="single" w:color="999999" w:sz="4"/>
+            </w:tcBorders>
+          </w:tcPr>
+          <w:p>
+            <w:r>
+              <w:t>CORE</w:t>
+            </w:r>
+          </w:p>
+        </w:tc>
+        <w:tc>
+          <w:tcPr>
             <w:tcW w:type="pct" w:w="32%"/>
             <w:tcBorders>
               <w:top w:val="single" w:color="999999" w:sz="4"/>
@@ -2991,6 +3060,22 @@
         </w:tc>
         <w:tc>
           <w:tcPr>
+            <w:tcW w:type="pct" w:w="12%"/>
+            <w:tcBorders>
+              <w:top w:val="single" w:color="999999" w:sz="4"/>
+              <w:left w:val="single" w:color="999999" w:sz="4"/>
+              <w:bottom w:val="single" w:color="999999" w:sz="4"/>
+              <w:right w:val="single" w:color="999999" w:sz="4"/>
+            </w:tcBorders>
+          </w:tcPr>
+          <w:p>
+            <w:r>
+              <w:t>CORE</w:t>
+            </w:r>
+          </w:p>
+        </w:tc>
+        <w:tc>
+          <w:tcPr>
             <w:tcW w:type="pct" w:w="32%"/>
             <w:tcBorders>
               <w:top w:val="single" w:color="999999" w:sz="4"/>
@@ -3081,6 +3166,22 @@
         </w:tc>
         <w:tc>
           <w:tcPr>
+            <w:tcW w:type="pct" w:w="12%"/>
+            <w:tcBorders>
+              <w:top w:val="single" w:color="999999" w:sz="4"/>
+              <w:left w:val="single" w:color="999999" w:sz="4"/>
+              <w:bottom w:val="single" w:color="999999" w:sz="4"/>
+              <w:right w:val="single" w:color="999999" w:sz="4"/>
+            </w:tcBorders>
+          </w:tcPr>
+          <w:p>
+            <w:r>
+              <w:t>CORE</w:t>
+            </w:r>
+          </w:p>
+        </w:tc>
+        <w:tc>
+          <w:tcPr>
             <w:tcW w:type="pct" w:w="32%"/>
             <w:tcBorders>
               <w:top w:val="single" w:color="999999" w:sz="4"/>
@@ -3171,6 +3272,22 @@
         </w:tc>
         <w:tc>
           <w:tcPr>
+            <w:tcW w:type="pct" w:w="12%"/>
+            <w:tcBorders>
+              <w:top w:val="single" w:color="999999" w:sz="4"/>
+              <w:left w:val="single" w:color="999999" w:sz="4"/>
+              <w:bottom w:val="single" w:color="999999" w:sz="4"/>
+              <w:right w:val="single" w:color="999999" w:sz="4"/>
+            </w:tcBorders>
+          </w:tcPr>
+          <w:p>
+            <w:r>
+              <w:t>Commitment</w:t>
+            </w:r>
+          </w:p>
+        </w:tc>
+        <w:tc>
+          <w:tcPr>
             <w:tcW w:type="pct" w:w="32%"/>
             <w:tcBorders>
               <w:top w:val="single" w:color="999999" w:sz="4"/>
@@ -3261,6 +3378,22 @@
         </w:tc>
         <w:tc>
           <w:tcPr>
+            <w:tcW w:type="pct" w:w="12%"/>
+            <w:tcBorders>
+              <w:top w:val="single" w:color="999999" w:sz="4"/>
+              <w:left w:val="single" w:color="999999" w:sz="4"/>
+              <w:bottom w:val="single" w:color="999999" w:sz="4"/>
+              <w:right w:val="single" w:color="999999" w:sz="4"/>
+            </w:tcBorders>
+          </w:tcPr>
+          <w:p>
+            <w:r>
+              <w:t>Commitment*</w:t>
+            </w:r>
+          </w:p>
+        </w:tc>
+        <w:tc>
+          <w:tcPr>
             <w:tcW w:type="pct" w:w="32%"/>
             <w:tcBorders>
               <w:top w:val="single" w:color="999999" w:sz="4"/>
@@ -3351,6 +3484,22 @@
         </w:tc>
         <w:tc>
           <w:tcPr>
+            <w:tcW w:type="pct" w:w="12%"/>
+            <w:tcBorders>
+              <w:top w:val="single" w:color="999999" w:sz="4"/>
+              <w:left w:val="single" w:color="999999" w:sz="4"/>
+              <w:bottom w:val="single" w:color="999999" w:sz="4"/>
+              <w:right w:val="single" w:color="999999" w:sz="4"/>
+            </w:tcBorders>
+          </w:tcPr>
+          <w:p>
+            <w:r>
+              <w:t>Commitment*</w:t>
+            </w:r>
+          </w:p>
+        </w:tc>
+        <w:tc>
+          <w:tcPr>
             <w:tcW w:type="pct" w:w="32%"/>
             <w:tcBorders>
               <w:top w:val="single" w:color="999999" w:sz="4"/>
@@ -3441,6 +3590,22 @@
         </w:tc>
         <w:tc>
           <w:tcPr>
+            <w:tcW w:type="pct" w:w="12%"/>
+            <w:tcBorders>
+              <w:top w:val="single" w:color="999999" w:sz="4"/>
+              <w:left w:val="single" w:color="999999" w:sz="4"/>
+              <w:bottom w:val="single" w:color="999999" w:sz="4"/>
+              <w:right w:val="single" w:color="999999" w:sz="4"/>
+            </w:tcBorders>
+          </w:tcPr>
+          <w:p>
+            <w:r>
+              <w:t>CORE*</w:t>
+            </w:r>
+          </w:p>
+        </w:tc>
+        <w:tc>
+          <w:tcPr>
             <w:tcW w:type="pct" w:w="32%"/>
             <w:tcBorders>
               <w:top w:val="single" w:color="999999" w:sz="4"/>
@@ -3573,26 +3738,443 @@
         <w:t>10. Abbreviations</w:t>
       </w:r>
     </w:p>
-    <w:p>
-      <w:pPr>
-        <w:spacing w:after="140"/>
-      </w:pPr>
-      <w:r>
-        <w:rPr>
-          <w:sz w:val="22"/>
-          <w:szCs w:val="22"/>
-        </w:rPr>
-        <w:t xml:space="preserve">CAPA — corrective and preventive action
-FMEA — failure mode and effect analysis
-IPSG — International Patient Safety Goals
-NABH — National Accreditation Board for Hospitals and Healthcare Providers
-OE — objective element
-PSQ — Patient Safety and Quality Improvement (NABH SHCO chapter 9)
-QI — quality improvement
-SHCO — Standards for Small Healthcare Organisations
-WHO — World Health Organization</w:t>
-      </w:r>
-    </w:p>
+    <w:tbl>
+      <w:tblPr>
+        <w:tblW w:type="pct" w:w="100%"/>
+        <w:tblBorders>
+          <w:top w:val="single" w:color="auto" w:sz="4"/>
+          <w:left w:val="single" w:color="auto" w:sz="4"/>
+          <w:bottom w:val="single" w:color="auto" w:sz="4"/>
+          <w:right w:val="single" w:color="auto" w:sz="4"/>
+          <w:insideH w:val="single" w:color="auto" w:sz="4"/>
+          <w:insideV w:val="single" w:color="auto" w:sz="4"/>
+        </w:tblBorders>
+      </w:tblPr>
+      <w:tblGrid>
+        <w:gridCol w:w="100"/>
+        <w:gridCol w:w="100"/>
+      </w:tblGrid>
+      <w:tr>
+        <w:tc>
+          <w:tcPr>
+            <w:tcW w:type="pct" w:w="22%"/>
+            <w:tcBorders>
+              <w:top w:val="single" w:color="999999" w:sz="4"/>
+              <w:left w:val="single" w:color="999999" w:sz="4"/>
+              <w:bottom w:val="single" w:color="999999" w:sz="4"/>
+              <w:right w:val="single" w:color="999999" w:sz="4"/>
+            </w:tcBorders>
+            <w:shd w:fill="E8E8E8" w:val="clear"/>
+          </w:tcPr>
+          <w:p>
+            <w:r>
+              <w:rPr>
+                <w:b/>
+              </w:rPr>
+              <w:t>Abbreviation</w:t>
+            </w:r>
+          </w:p>
+        </w:tc>
+        <w:tc>
+          <w:tcPr>
+            <w:tcW w:type="pct" w:w="22%"/>
+            <w:tcBorders>
+              <w:top w:val="single" w:color="999999" w:sz="4"/>
+              <w:left w:val="single" w:color="999999" w:sz="4"/>
+              <w:bottom w:val="single" w:color="999999" w:sz="4"/>
+              <w:right w:val="single" w:color="999999" w:sz="4"/>
+            </w:tcBorders>
+            <w:shd w:fill="E8E8E8" w:val="clear"/>
+          </w:tcPr>
+          <w:p>
+            <w:r>
+              <w:rPr>
+                <w:b/>
+              </w:rPr>
+              <w:t>Meaning</w:t>
+            </w:r>
+          </w:p>
+        </w:tc>
+      </w:tr>
+      <w:tr>
+        <w:tc>
+          <w:tcPr>
+            <w:tcW w:type="pct" w:w="22%"/>
+            <w:tcBorders>
+              <w:top w:val="single" w:color="999999" w:sz="4"/>
+              <w:left w:val="single" w:color="999999" w:sz="4"/>
+              <w:bottom w:val="single" w:color="999999" w:sz="4"/>
+              <w:right w:val="single" w:color="999999" w:sz="4"/>
+            </w:tcBorders>
+            <w:shd w:fill="E8E8E8" w:val="clear"/>
+          </w:tcPr>
+          <w:p>
+            <w:r>
+              <w:rPr>
+                <w:b w:val="0"/>
+              </w:rPr>
+              <w:t>CAPA</w:t>
+            </w:r>
+          </w:p>
+        </w:tc>
+        <w:tc>
+          <w:tcPr>
+            <w:tcW w:type="pct" w:w="22%"/>
+            <w:tcBorders>
+              <w:top w:val="single" w:color="999999" w:sz="4"/>
+              <w:left w:val="single" w:color="999999" w:sz="4"/>
+              <w:bottom w:val="single" w:color="999999" w:sz="4"/>
+              <w:right w:val="single" w:color="999999" w:sz="4"/>
+            </w:tcBorders>
+            <w:shd w:fill="E8E8E8" w:val="clear"/>
+          </w:tcPr>
+          <w:p>
+            <w:r>
+              <w:rPr>
+                <w:b w:val="0"/>
+              </w:rPr>
+              <w:t>corrective and preventive action</w:t>
+            </w:r>
+          </w:p>
+        </w:tc>
+      </w:tr>
+      <w:tr>
+        <w:tc>
+          <w:tcPr>
+            <w:tcW w:type="pct" w:w="22%"/>
+            <w:tcBorders>
+              <w:top w:val="single" w:color="999999" w:sz="4"/>
+              <w:left w:val="single" w:color="999999" w:sz="4"/>
+              <w:bottom w:val="single" w:color="999999" w:sz="4"/>
+              <w:right w:val="single" w:color="999999" w:sz="4"/>
+            </w:tcBorders>
+            <w:shd w:fill="E8E8E8" w:val="clear"/>
+          </w:tcPr>
+          <w:p>
+            <w:r>
+              <w:rPr>
+                <w:b w:val="0"/>
+              </w:rPr>
+              <w:t>FMEA</w:t>
+            </w:r>
+          </w:p>
+        </w:tc>
+        <w:tc>
+          <w:tcPr>
+            <w:tcW w:type="pct" w:w="22%"/>
+            <w:tcBorders>
+              <w:top w:val="single" w:color="999999" w:sz="4"/>
+              <w:left w:val="single" w:color="999999" w:sz="4"/>
+              <w:bottom w:val="single" w:color="999999" w:sz="4"/>
+              <w:right w:val="single" w:color="999999" w:sz="4"/>
+            </w:tcBorders>
+            <w:shd w:fill="E8E8E8" w:val="clear"/>
+          </w:tcPr>
+          <w:p>
+            <w:r>
+              <w:rPr>
+                <w:b w:val="0"/>
+              </w:rPr>
+              <w:t>failure mode and effect analysis</w:t>
+            </w:r>
+          </w:p>
+        </w:tc>
+      </w:tr>
+      <w:tr>
+        <w:tc>
+          <w:tcPr>
+            <w:tcW w:type="pct" w:w="22%"/>
+            <w:tcBorders>
+              <w:top w:val="single" w:color="999999" w:sz="4"/>
+              <w:left w:val="single" w:color="999999" w:sz="4"/>
+              <w:bottom w:val="single" w:color="999999" w:sz="4"/>
+              <w:right w:val="single" w:color="999999" w:sz="4"/>
+            </w:tcBorders>
+            <w:shd w:fill="E8E8E8" w:val="clear"/>
+          </w:tcPr>
+          <w:p>
+            <w:r>
+              <w:rPr>
+                <w:b w:val="0"/>
+              </w:rPr>
+              <w:t>IPSG</w:t>
+            </w:r>
+          </w:p>
+        </w:tc>
+        <w:tc>
+          <w:tcPr>
+            <w:tcW w:type="pct" w:w="22%"/>
+            <w:tcBorders>
+              <w:top w:val="single" w:color="999999" w:sz="4"/>
+              <w:left w:val="single" w:color="999999" w:sz="4"/>
+              <w:bottom w:val="single" w:color="999999" w:sz="4"/>
+              <w:right w:val="single" w:color="999999" w:sz="4"/>
+            </w:tcBorders>
+            <w:shd w:fill="E8E8E8" w:val="clear"/>
+          </w:tcPr>
+          <w:p>
+            <w:r>
+              <w:rPr>
+                <w:b w:val="0"/>
+              </w:rPr>
+              <w:t>International Patient Safety Goals</w:t>
+            </w:r>
+          </w:p>
+        </w:tc>
+      </w:tr>
+      <w:tr>
+        <w:tc>
+          <w:tcPr>
+            <w:tcW w:type="pct" w:w="22%"/>
+            <w:tcBorders>
+              <w:top w:val="single" w:color="999999" w:sz="4"/>
+              <w:left w:val="single" w:color="999999" w:sz="4"/>
+              <w:bottom w:val="single" w:color="999999" w:sz="4"/>
+              <w:right w:val="single" w:color="999999" w:sz="4"/>
+            </w:tcBorders>
+            <w:shd w:fill="E8E8E8" w:val="clear"/>
+          </w:tcPr>
+          <w:p>
+            <w:r>
+              <w:rPr>
+                <w:b w:val="0"/>
+              </w:rPr>
+              <w:t>NABH</w:t>
+            </w:r>
+          </w:p>
+        </w:tc>
+        <w:tc>
+          <w:tcPr>
+            <w:tcW w:type="pct" w:w="22%"/>
+            <w:tcBorders>
+              <w:top w:val="single" w:color="999999" w:sz="4"/>
+              <w:left w:val="single" w:color="999999" w:sz="4"/>
+              <w:bottom w:val="single" w:color="999999" w:sz="4"/>
+              <w:right w:val="single" w:color="999999" w:sz="4"/>
+            </w:tcBorders>
+            <w:shd w:fill="E8E8E8" w:val="clear"/>
+          </w:tcPr>
+          <w:p>
+            <w:r>
+              <w:rPr>
+                <w:b w:val="0"/>
+              </w:rPr>
+              <w:t>National Accreditation Board for Hospitals and Healthcare Providers</w:t>
+            </w:r>
+          </w:p>
+        </w:tc>
+      </w:tr>
+      <w:tr>
+        <w:tc>
+          <w:tcPr>
+            <w:tcW w:type="pct" w:w="22%"/>
+            <w:tcBorders>
+              <w:top w:val="single" w:color="999999" w:sz="4"/>
+              <w:left w:val="single" w:color="999999" w:sz="4"/>
+              <w:bottom w:val="single" w:color="999999" w:sz="4"/>
+              <w:right w:val="single" w:color="999999" w:sz="4"/>
+            </w:tcBorders>
+            <w:shd w:fill="E8E8E8" w:val="clear"/>
+          </w:tcPr>
+          <w:p>
+            <w:r>
+              <w:rPr>
+                <w:b w:val="0"/>
+              </w:rPr>
+              <w:t>OE</w:t>
+            </w:r>
+          </w:p>
+        </w:tc>
+        <w:tc>
+          <w:tcPr>
+            <w:tcW w:type="pct" w:w="22%"/>
+            <w:tcBorders>
+              <w:top w:val="single" w:color="999999" w:sz="4"/>
+              <w:left w:val="single" w:color="999999" w:sz="4"/>
+              <w:bottom w:val="single" w:color="999999" w:sz="4"/>
+              <w:right w:val="single" w:color="999999" w:sz="4"/>
+            </w:tcBorders>
+            <w:shd w:fill="E8E8E8" w:val="clear"/>
+          </w:tcPr>
+          <w:p>
+            <w:r>
+              <w:rPr>
+                <w:b w:val="0"/>
+              </w:rPr>
+              <w:t>objective element</w:t>
+            </w:r>
+          </w:p>
+        </w:tc>
+      </w:tr>
+      <w:tr>
+        <w:tc>
+          <w:tcPr>
+            <w:tcW w:type="pct" w:w="22%"/>
+            <w:tcBorders>
+              <w:top w:val="single" w:color="999999" w:sz="4"/>
+              <w:left w:val="single" w:color="999999" w:sz="4"/>
+              <w:bottom w:val="single" w:color="999999" w:sz="4"/>
+              <w:right w:val="single" w:color="999999" w:sz="4"/>
+            </w:tcBorders>
+            <w:shd w:fill="E8E8E8" w:val="clear"/>
+          </w:tcPr>
+          <w:p>
+            <w:r>
+              <w:rPr>
+                <w:b w:val="0"/>
+              </w:rPr>
+              <w:t>PSQ</w:t>
+            </w:r>
+          </w:p>
+        </w:tc>
+        <w:tc>
+          <w:tcPr>
+            <w:tcW w:type="pct" w:w="22%"/>
+            <w:tcBorders>
+              <w:top w:val="single" w:color="999999" w:sz="4"/>
+              <w:left w:val="single" w:color="999999" w:sz="4"/>
+              <w:bottom w:val="single" w:color="999999" w:sz="4"/>
+              <w:right w:val="single" w:color="999999" w:sz="4"/>
+            </w:tcBorders>
+            <w:shd w:fill="E8E8E8" w:val="clear"/>
+          </w:tcPr>
+          <w:p>
+            <w:r>
+              <w:rPr>
+                <w:b w:val="0"/>
+              </w:rPr>
+              <w:t>Patient Safety and Quality Improvement (NABH SHCO chapter 9)</w:t>
+            </w:r>
+          </w:p>
+        </w:tc>
+      </w:tr>
+      <w:tr>
+        <w:tc>
+          <w:tcPr>
+            <w:tcW w:type="pct" w:w="22%"/>
+            <w:tcBorders>
+              <w:top w:val="single" w:color="999999" w:sz="4"/>
+              <w:left w:val="single" w:color="999999" w:sz="4"/>
+              <w:bottom w:val="single" w:color="999999" w:sz="4"/>
+              <w:right w:val="single" w:color="999999" w:sz="4"/>
+            </w:tcBorders>
+            <w:shd w:fill="E8E8E8" w:val="clear"/>
+          </w:tcPr>
+          <w:p>
+            <w:r>
+              <w:rPr>
+                <w:b w:val="0"/>
+              </w:rPr>
+              <w:t>QI</w:t>
+            </w:r>
+          </w:p>
+        </w:tc>
+        <w:tc>
+          <w:tcPr>
+            <w:tcW w:type="pct" w:w="22%"/>
+            <w:tcBorders>
+              <w:top w:val="single" w:color="999999" w:sz="4"/>
+              <w:left w:val="single" w:color="999999" w:sz="4"/>
+              <w:bottom w:val="single" w:color="999999" w:sz="4"/>
+              <w:right w:val="single" w:color="999999" w:sz="4"/>
+            </w:tcBorders>
+            <w:shd w:fill="E8E8E8" w:val="clear"/>
+          </w:tcPr>
+          <w:p>
+            <w:r>
+              <w:rPr>
+                <w:b w:val="0"/>
+              </w:rPr>
+              <w:t>quality improvement</w:t>
+            </w:r>
+          </w:p>
+        </w:tc>
+      </w:tr>
+      <w:tr>
+        <w:tc>
+          <w:tcPr>
+            <w:tcW w:type="pct" w:w="22%"/>
+            <w:tcBorders>
+              <w:top w:val="single" w:color="999999" w:sz="4"/>
+              <w:left w:val="single" w:color="999999" w:sz="4"/>
+              <w:bottom w:val="single" w:color="999999" w:sz="4"/>
+              <w:right w:val="single" w:color="999999" w:sz="4"/>
+            </w:tcBorders>
+            <w:shd w:fill="E8E8E8" w:val="clear"/>
+          </w:tcPr>
+          <w:p>
+            <w:r>
+              <w:rPr>
+                <w:b w:val="0"/>
+              </w:rPr>
+              <w:t>SHCO</w:t>
+            </w:r>
+          </w:p>
+        </w:tc>
+        <w:tc>
+          <w:tcPr>
+            <w:tcW w:type="pct" w:w="22%"/>
+            <w:tcBorders>
+              <w:top w:val="single" w:color="999999" w:sz="4"/>
+              <w:left w:val="single" w:color="999999" w:sz="4"/>
+              <w:bottom w:val="single" w:color="999999" w:sz="4"/>
+              <w:right w:val="single" w:color="999999" w:sz="4"/>
+            </w:tcBorders>
+            <w:shd w:fill="E8E8E8" w:val="clear"/>
+          </w:tcPr>
+          <w:p>
+            <w:r>
+              <w:rPr>
+                <w:b w:val="0"/>
+              </w:rPr>
+              <w:t>Standards for Small Healthcare Organisations</w:t>
+            </w:r>
+          </w:p>
+        </w:tc>
+      </w:tr>
+      <w:tr>
+        <w:tc>
+          <w:tcPr>
+            <w:tcW w:type="pct" w:w="22%"/>
+            <w:tcBorders>
+              <w:top w:val="single" w:color="999999" w:sz="4"/>
+              <w:left w:val="single" w:color="999999" w:sz="4"/>
+              <w:bottom w:val="single" w:color="999999" w:sz="4"/>
+              <w:right w:val="single" w:color="999999" w:sz="4"/>
+            </w:tcBorders>
+            <w:shd w:fill="E8E8E8" w:val="clear"/>
+          </w:tcPr>
+          <w:p>
+            <w:r>
+              <w:rPr>
+                <w:b w:val="0"/>
+              </w:rPr>
+              <w:t>WHO</w:t>
+            </w:r>
+          </w:p>
+        </w:tc>
+        <w:tc>
+          <w:tcPr>
+            <w:tcW w:type="pct" w:w="22%"/>
+            <w:tcBorders>
+              <w:top w:val="single" w:color="999999" w:sz="4"/>
+              <w:left w:val="single" w:color="999999" w:sz="4"/>
+              <w:bottom w:val="single" w:color="999999" w:sz="4"/>
+              <w:right w:val="single" w:color="999999" w:sz="4"/>
+            </w:tcBorders>
+            <w:shd w:fill="E8E8E8" w:val="clear"/>
+          </w:tcPr>
+          <w:p>
+            <w:r>
+              <w:rPr>
+                <w:b w:val="0"/>
+              </w:rPr>
+              <w:t>World Health Organization</w:t>
+            </w:r>
+          </w:p>
+        </w:tc>
+      </w:tr>
+    </w:tbl>
     <w:p>
       <w:pPr>
         <w:pStyle w:val="Heading1"/>

--- a/policies/build/masters/PSQ.1_v2_master.docx
+++ b/policies/build/masters/PSQ.1_v2_master.docx
@@ -694,18 +694,6 @@
     </w:p>
     <w:p>
       <w:pPr>
-        <w:spacing w:after="140"/>
-      </w:pPr>
-      <w:r>
-        <w:rPr>
-          <w:sz w:val="22"/>
-          <w:szCs w:val="22"/>
-        </w:rPr>
-        <w:t xml:space="preserve">Words marked «like this» are defaults a small hospital can keep. A blank marked «________» has no sensible default. Fill it in before this document is signed.</w:t>
-      </w:r>
-    </w:p>
-    <w:p>
-      <w:pPr>
         <w:pStyle w:val="Heading1"/>
         <w:spacing w:after="120" w:before="280"/>
       </w:pPr>
@@ -735,103 +723,6 @@
           <w:szCs w:val="22"/>
         </w:rPr>
         <w:t xml:space="preserve">It covers the nine objective elements PSQ.1.a–i. It does not cover key indicators (PSQ.2), the clinical audit system (PSQ.3), management support for the programmes (PSQ.4), or incident analysis (PSQ.5).</w:t>
-      </w:r>
-    </w:p>
-    <w:p>
-      <w:pPr>
-        <w:spacing w:after="140"/>
-      </w:pPr>
-      <w:r>
-        <w:rPr>
-          <w:sz w:val="22"/>
-          <w:szCs w:val="22"/>
-        </w:rPr>
-        <w:t xml:space="preserve">Boundaries with other policies of «Hospital Name»:</w:t>
-      </w:r>
-    </w:p>
-    <w:p>
-      <w:pPr>
-        <w:pStyle w:val="ListParagraph"/>
-        <w:numPr>
-          <w:ilvl w:val="0"/>
-          <w:numId w:val="1"/>
-        </w:numPr>
-        <w:spacing w:after="60"/>
-      </w:pPr>
-      <w:r>
-        <w:rPr>
-          <w:sz w:val="22"/>
-          <w:szCs w:val="22"/>
-        </w:rPr>
-        <w:t xml:space="preserve">ROM.4 owns leadership ownership of organisational risk; PSQ.1 owns the actual patient-safety programme, safety goals, QI programme, audits and nursing quality monitoring. Cross-reference ROM.4 for leadership risk registers.</w:t>
-      </w:r>
-    </w:p>
-    <w:p>
-      <w:pPr>
-        <w:pStyle w:val="ListParagraph"/>
-        <w:numPr>
-          <w:ilvl w:val="0"/>
-          <w:numId w:val="1"/>
-        </w:numPr>
-        <w:spacing w:after="60"/>
-      </w:pPr>
-      <w:r>
-        <w:rPr>
-          <w:sz w:val="22"/>
-          <w:szCs w:val="22"/>
-        </w:rPr>
-        <w:t xml:space="preserve">PSQ.2 owns clinical, infection-control, managerial and patient-safety indicators. PSQ.1 uses indicator data as input to opportunity identification.</w:t>
-      </w:r>
-    </w:p>
-    <w:p>
-      <w:pPr>
-        <w:pStyle w:val="ListParagraph"/>
-        <w:numPr>
-          <w:ilvl w:val="0"/>
-          <w:numId w:val="1"/>
-        </w:numPr>
-        <w:spacing w:after="60"/>
-      </w:pPr>
-      <w:r>
-        <w:rPr>
-          <w:sz w:val="22"/>
-          <w:szCs w:val="22"/>
-        </w:rPr>
-        <w:t xml:space="preserve">PSQ.3 owns the clinical audit system. PSQ.1.h is regular audits as a monitoring tool within the programmes.</w:t>
-      </w:r>
-    </w:p>
-    <w:p>
-      <w:pPr>
-        <w:pStyle w:val="ListParagraph"/>
-        <w:numPr>
-          <w:ilvl w:val="0"/>
-          <w:numId w:val="1"/>
-        </w:numPr>
-        <w:spacing w:after="60"/>
-      </w:pPr>
-      <w:r>
-        <w:rPr>
-          <w:sz w:val="22"/>
-          <w:szCs w:val="22"/>
-        </w:rPr>
-        <w:t xml:space="preserve">PSQ.4 owns management support and resources. PSQ.1 committees report to management under PSQ.4.</w:t>
-      </w:r>
-    </w:p>
-    <w:p>
-      <w:pPr>
-        <w:pStyle w:val="ListParagraph"/>
-        <w:numPr>
-          <w:ilvl w:val="0"/>
-          <w:numId w:val="1"/>
-        </w:numPr>
-        <w:spacing w:after="60"/>
-      </w:pPr>
-      <w:r>
-        <w:rPr>
-          <w:sz w:val="22"/>
-          <w:szCs w:val="22"/>
-        </w:rPr>
-        <w:t xml:space="preserve">PSQ.5 owns incident collection and analysis. PSQ.1 uses incident trends as input to the patient-safety programme.</w:t>
       </w:r>
     </w:p>
     <w:p>

--- a/policies/build/masters/PSQ.1_v2_master.docx
+++ b/policies/build/masters/PSQ.1_v2_master.docx
@@ -665,7 +665,7 @@
           <w:sz w:val="22"/>
           <w:szCs w:val="22"/>
         </w:rPr>
-        <w:t xml:space="preserve">This policy describes how «Hospital Name» maintains a patient-safety programme and a structured quality improvement programme that together satisfy PSQ.1.a–i.</w:t>
+        <w:t>This policy describes how «Hospital Name» maintains a patient-safety programme and a structured quality improvement programme that work together as one system.</w:t>
       </w:r>
     </w:p>
     <w:p>
@@ -678,18 +678,6 @@
           <w:szCs w:val="22"/>
         </w:rPr>
         <w:t xml:space="preserve">It covers nine elements: multi-disciplinary patient-safety committee; opportunity identification at defined intervals; proactive risk analysis; national/international safety goals; multi-disciplinary QI committee; designated QI coordinator; QI opportunity review; regular audits; and a process for monitoring and improving nursing care quality.</w:t>
-      </w:r>
-    </w:p>
-    <w:p>
-      <w:pPr>
-        <w:spacing w:after="140"/>
-      </w:pPr>
-      <w:r>
-        <w:rPr>
-          <w:sz w:val="22"/>
-          <w:szCs w:val="22"/>
-        </w:rPr>
-        <w:t xml:space="preserve">PSQ.1 owns the programmes, their committees, their reviews and their audits. ROM.4 owns leadership ownership of organisational risk. PSQ.2 owns the key indicators. PSQ.3 owns the clinical audit system. PSQ.4 owns management support. PSQ.5 owns incident analysis.</w:t>
       </w:r>
     </w:p>
     <w:p>
@@ -715,18 +703,6 @@
     </w:p>
     <w:p>
       <w:pPr>
-        <w:spacing w:after="140"/>
-      </w:pPr>
-      <w:r>
-        <w:rPr>
-          <w:sz w:val="22"/>
-          <w:szCs w:val="22"/>
-        </w:rPr>
-        <w:t xml:space="preserve">It covers the nine objective elements PSQ.1.a–i. It does not cover key indicators (PSQ.2), the clinical audit system (PSQ.3), management support for the programmes (PSQ.4), or incident analysis (PSQ.5).</w:t>
-      </w:r>
-    </w:p>
-    <w:p>
-      <w:pPr>
         <w:pStyle w:val="Heading1"/>
         <w:spacing w:after="120" w:before="280"/>
       </w:pPr>
@@ -962,7 +938,7 @@
           <w:sz w:val="22"/>
           <w:szCs w:val="22"/>
         </w:rPr>
-        <w:t xml:space="preserve">The programme covers: proactive risk identification, reactive incident review (using PSQ.5 data), patient-safety goals, improvement actions and their outcomes. The committee reviews the programme at each meeting and updates it «annually» or sooner when a significant risk or incident trend emerges.</w:t>
+        <w:t>The programme covers: proactive risk identification, reactive review of incident data, patient-safety goals, improvement actions and their outcomes. The committee reviews the programme at each meeting and updates it «annually» or sooner when a significant risk or incident trend emerges.</w:t>
       </w:r>
     </w:p>
     <w:p>
@@ -983,7 +959,7 @@
           <w:sz w:val="22"/>
           <w:szCs w:val="22"/>
         </w:rPr>
-        <w:t xml:space="preserve">The patient-safety programme identifies opportunities for improvement based on review at pre-defined intervals: «quarterly» committee meetings, «monthly» incident-trend reports from PSQ.5, and «six-monthly» proactive risk assessments.</w:t>
+        <w:t>The patient-safety programme identifies opportunities for improvement based on review at pre-defined intervals: «quarterly» committee meetings, «monthly» incident-trend reports, and «six-monthly» proactive risk assessments.</w:t>
       </w:r>
     </w:p>
     <w:p>
@@ -995,7 +971,7 @@
           <w:sz w:val="22"/>
           <w:szCs w:val="22"/>
         </w:rPr>
-        <w:t xml:space="preserve">Sources of opportunity include incident data (PSQ.5), indicator trends (PSQ.2), clinical audit findings (PSQ.3), patient complaints that reveal clinical risk (PRE.6 → PSQ.5 crossover), and staff-reported near-misses. Each identified opportunity is logged with owner, target date and status.</w:t>
+        <w:t>Sources of opportunity include incident data, indicator trends, clinical audit findings, patient complaints that reveal clinical risk, and staff-reported near-misses. Each identified opportunity is logged with owner, target date and status.</w:t>
       </w:r>
     </w:p>
     <w:p>
@@ -1061,7 +1037,7 @@
           <w:sz w:val="22"/>
           <w:szCs w:val="22"/>
         </w:rPr>
-        <w:t xml:space="preserve">A designated individual — the «Quality Coordinator» — coordinates and implements the QI programme. This person is named in the appointment register and has documented responsibilities including: coordinating QI projects, maintaining the indicator dashboard (PSQ.2), facilitating audits, and reporting to the committee and management.</w:t>
+        <w:t>A designated individual — the «Quality Coordinator» — coordinates and implements the QI programme. This person is named in the appointment register and has documented responsibilities including: coordinating QI projects, maintaining the indicator dashboard, facilitating audits, and reporting to the committee and management.</w:t>
       </w:r>
     </w:p>
     <w:p>
@@ -1094,7 +1070,7 @@
           <w:sz w:val="22"/>
           <w:szCs w:val="22"/>
         </w:rPr>
-        <w:t xml:space="preserve">Sources include key indicator data (PSQ.2), audit findings (PSQ.1.h / PSQ.3), incident trends (PSQ.5), patient feedback (PRE.6), and department self-assessments. Each identified opportunity is logged, prioritised, assigned an owner and tracked to closure. The committee reviews progress at each meeting.</w:t>
+        <w:t>Sources include key indicator data, audit findings, incident trends, patient feedback, and department self-assessments. Each identified opportunity is logged, prioritised, assigned an owner and tracked to closure. The committee reviews progress at each meeting.</w:t>
       </w:r>
     </w:p>
     <w:p>
@@ -1127,7 +1103,7 @@
           <w:sz w:val="22"/>
           <w:szCs w:val="22"/>
         </w:rPr>
-        <w:t xml:space="preserve">Each audit has a defined scope, criteria, method, findings and recommendations. Findings feed into the patient-safety and QI programmes as opportunities for improvement. Audit reports are presented to the committee and tracked for CAPA closure. PSQ.3 owns the clinical audit system in detail; this step is audits as a QI monitoring tool.</w:t>
+        <w:t>Each audit has a defined scope, criteria, method, findings and recommendations. Findings feed into the patient-safety and QI programmes as opportunities for improvement. Audit reports are presented to the committee and tracked for CAPA closure.</w:t>
       </w:r>
     </w:p>
     <w:p>
@@ -1668,7 +1644,7 @@
           <w:sz w:val="22"/>
           <w:szCs w:val="22"/>
         </w:rPr>
-        <w:t xml:space="preserve">This policy is reviewed «annually», and sooner when PSQ.2, PSQ.3, PSQ.4 or PSQ.5 are revised.</w:t>
+        <w:t>This policy is reviewed «annually», and sooner when a related patient-safety or quality policy is revised.</w:t>
       </w:r>
     </w:p>
     <w:p>
@@ -1689,7 +1665,7 @@
           <w:sz w:val="22"/>
           <w:szCs w:val="22"/>
         </w:rPr>
-        <w:t xml:space="preserve">All staff involved in patient-safety and QI activities are trained on this policy at induction and «once a year» after that. Training covers the patient-safety programme, QI programme, audit participation, incident reporting (pointer to PSQ.5) and nursing quality monitoring.</w:t>
+        <w:t>All staff involved in patient-safety and QI activities are trained on this policy at induction and «once a year» after that. Training covers the patient-safety programme, QI programme, audit participation, incident reporting, and nursing quality monitoring.</w:t>
       </w:r>
     </w:p>
     <w:p>

--- a/policies/build/masters/PSQ.1_v2_master.docx
+++ b/policies/build/masters/PSQ.1_v2_master.docx
@@ -4719,8 +4719,23 @@
           <w:sz w:val="22"/>
           <w:szCs w:val="22"/>
         </w:rPr>
-        <w:t xml:space="preserve">National Accreditation Board for Hospitals and Healthcare Providers (NABH), Standards for Small Healthcare Organisations, 3rd Edition — Patient Safety and Quality Improvement chapter, standard PSQ.1.</w:t>
-      </w:r>
+      </w:r>
+      <w:r>
+        <w:rPr>
+          <w:sz w:val="22"/>
+        </w:rPr>
+        <w:t xml:space="preserve">National Accreditation Board for Hospitals &amp; Healthcare Providers. (2022). Standards for small healthcare organisations (3rd ed.) — Patient Safety and Quality Improvement chapter, standard PSQ.1. </w:t>
+      </w:r>
+      <w:hyperlink r:id="rId9">
+        <w:r>
+          <w:rPr>
+            <w:rStyle w:val="Hyperlink"/>
+            <w:sz w:val="22"/>
+            <w:szCs w:val="22"/>
+          </w:rPr>
+          <w:t>https://nabh.co/programmes/small-healthcare-organisation-shco-accreditation-programme/</w:t>
+        </w:r>
+      </w:hyperlink>
     </w:p>
     <w:p>
       <w:pPr>

--- a/policies/build/masters/PSQ.1_v2_master.docx
+++ b/policies/build/masters/PSQ.1_v2_master.docx
@@ -2451,6 +2451,532 @@
         <w:t xml:space="preserve">The Nursing Superintendent holds signed acknowledgements with the induction record.</w:t>
       </w:r>
     </w:p>
+    <w:p>
+      <w:pPr>
+        <w:pStyle w:val="Heading1"/>
+        <w:spacing w:after="120" w:before="280"/>
+      </w:pPr>
+      <w:r>
+        <w:t>9. Distribution</w:t>
+      </w:r>
+    </w:p>
+    <w:p>
+      <w:pPr>
+        <w:spacing w:after="140"/>
+      </w:pPr>
+      <w:r>
+        <w:rPr>
+          <w:sz w:val="22"/>
+          <w:szCs w:val="22"/>
+        </w:rPr>
+        <w:t xml:space="preserve">Official master copy: office of the Medical Superintendent, «Hospital Name», with the Quality Coordinator.</w:t>
+      </w:r>
+    </w:p>
+    <w:p>
+      <w:pPr>
+        <w:spacing w:after="140"/>
+      </w:pPr>
+      <w:r>
+        <w:rPr>
+          <w:sz w:val="22"/>
+          <w:szCs w:val="22"/>
+        </w:rPr>
+        <w:t xml:space="preserve">Copies issued to: patient-safety / QI committee members; department heads; nursing administration; all clinical areas.</w:t>
+      </w:r>
+    </w:p>
+    <w:p>
+      <w:pPr>
+        <w:spacing w:after="140"/>
+      </w:pPr>
+      <w:r>
+        <w:rPr>
+          <w:sz w:val="22"/>
+          <w:szCs w:val="22"/>
+        </w:rPr>
+        <w:t xml:space="preserve">The current version is available to all staff at the «quality office policy file» and, if the hospital keeps an intranet, at «staff intranet / policies».</w:t>
+      </w:r>
+    </w:p>
+    <w:p>
+      <w:pPr>
+        <w:spacing w:after="140"/>
+      </w:pPr>
+      <w:r>
+        <w:rPr>
+          <w:sz w:val="22"/>
+          <w:szCs w:val="22"/>
+        </w:rPr>
+        <w:t xml:space="preserve">When a new version is issued, take old copies out of use.</w:t>
+      </w:r>
+    </w:p>
+    <w:p>
+      <w:pPr>
+        <w:pStyle w:val="Heading1"/>
+        <w:spacing w:after="120" w:before="280"/>
+      </w:pPr>
+      <w:r>
+        <w:t>10. Abbreviations</w:t>
+      </w:r>
+    </w:p>
+    <w:tbl>
+      <w:tblPr>
+        <w:tblW w:type="pct" w:w="100%"/>
+        <w:tblBorders>
+          <w:top w:val="single" w:color="auto" w:sz="4"/>
+          <w:left w:val="single" w:color="auto" w:sz="4"/>
+          <w:bottom w:val="single" w:color="auto" w:sz="4"/>
+          <w:right w:val="single" w:color="auto" w:sz="4"/>
+          <w:insideH w:val="single" w:color="auto" w:sz="4"/>
+          <w:insideV w:val="single" w:color="auto" w:sz="4"/>
+        </w:tblBorders>
+      </w:tblPr>
+      <w:tblGrid>
+        <w:gridCol w:w="100"/>
+        <w:gridCol w:w="100"/>
+      </w:tblGrid>
+      <w:tr>
+        <w:tc>
+          <w:tcPr>
+            <w:tcW w:type="pct" w:w="22%"/>
+            <w:tcBorders>
+              <w:top w:val="single" w:color="999999" w:sz="4"/>
+              <w:left w:val="single" w:color="999999" w:sz="4"/>
+              <w:bottom w:val="single" w:color="999999" w:sz="4"/>
+              <w:right w:val="single" w:color="999999" w:sz="4"/>
+            </w:tcBorders>
+            <w:shd w:fill="E8E8E8" w:val="clear"/>
+          </w:tcPr>
+          <w:p>
+            <w:r>
+              <w:rPr>
+                <w:b/>
+              </w:rPr>
+              <w:t>Abbreviation</w:t>
+            </w:r>
+          </w:p>
+        </w:tc>
+        <w:tc>
+          <w:tcPr>
+            <w:tcW w:type="pct" w:w="22%"/>
+            <w:tcBorders>
+              <w:top w:val="single" w:color="999999" w:sz="4"/>
+              <w:left w:val="single" w:color="999999" w:sz="4"/>
+              <w:bottom w:val="single" w:color="999999" w:sz="4"/>
+              <w:right w:val="single" w:color="999999" w:sz="4"/>
+            </w:tcBorders>
+            <w:shd w:fill="E8E8E8" w:val="clear"/>
+          </w:tcPr>
+          <w:p>
+            <w:r>
+              <w:rPr>
+                <w:b/>
+              </w:rPr>
+              <w:t>Meaning</w:t>
+            </w:r>
+          </w:p>
+        </w:tc>
+      </w:tr>
+      <w:tr>
+        <w:tc>
+          <w:tcPr>
+            <w:tcW w:type="pct" w:w="22%"/>
+            <w:tcBorders>
+              <w:top w:val="single" w:color="999999" w:sz="4"/>
+              <w:left w:val="single" w:color="999999" w:sz="4"/>
+              <w:bottom w:val="single" w:color="999999" w:sz="4"/>
+              <w:right w:val="single" w:color="999999" w:sz="4"/>
+            </w:tcBorders>
+            <w:shd w:fill="E8E8E8" w:val="clear"/>
+          </w:tcPr>
+          <w:p>
+            <w:r>
+              <w:rPr>
+                <w:b w:val="0"/>
+              </w:rPr>
+              <w:t>CAPA</w:t>
+            </w:r>
+          </w:p>
+        </w:tc>
+        <w:tc>
+          <w:tcPr>
+            <w:tcW w:type="pct" w:w="22%"/>
+            <w:tcBorders>
+              <w:top w:val="single" w:color="999999" w:sz="4"/>
+              <w:left w:val="single" w:color="999999" w:sz="4"/>
+              <w:bottom w:val="single" w:color="999999" w:sz="4"/>
+              <w:right w:val="single" w:color="999999" w:sz="4"/>
+            </w:tcBorders>
+            <w:shd w:fill="E8E8E8" w:val="clear"/>
+          </w:tcPr>
+          <w:p>
+            <w:r>
+              <w:rPr>
+                <w:b w:val="0"/>
+              </w:rPr>
+              <w:t>corrective and preventive action</w:t>
+            </w:r>
+          </w:p>
+        </w:tc>
+      </w:tr>
+      <w:tr>
+        <w:tc>
+          <w:tcPr>
+            <w:tcW w:type="pct" w:w="22%"/>
+            <w:tcBorders>
+              <w:top w:val="single" w:color="999999" w:sz="4"/>
+              <w:left w:val="single" w:color="999999" w:sz="4"/>
+              <w:bottom w:val="single" w:color="999999" w:sz="4"/>
+              <w:right w:val="single" w:color="999999" w:sz="4"/>
+            </w:tcBorders>
+            <w:shd w:fill="E8E8E8" w:val="clear"/>
+          </w:tcPr>
+          <w:p>
+            <w:r>
+              <w:rPr>
+                <w:b w:val="0"/>
+              </w:rPr>
+              <w:t>FMEA</w:t>
+            </w:r>
+          </w:p>
+        </w:tc>
+        <w:tc>
+          <w:tcPr>
+            <w:tcW w:type="pct" w:w="22%"/>
+            <w:tcBorders>
+              <w:top w:val="single" w:color="999999" w:sz="4"/>
+              <w:left w:val="single" w:color="999999" w:sz="4"/>
+              <w:bottom w:val="single" w:color="999999" w:sz="4"/>
+              <w:right w:val="single" w:color="999999" w:sz="4"/>
+            </w:tcBorders>
+            <w:shd w:fill="E8E8E8" w:val="clear"/>
+          </w:tcPr>
+          <w:p>
+            <w:r>
+              <w:rPr>
+                <w:b w:val="0"/>
+              </w:rPr>
+              <w:t>failure mode and effect analysis</w:t>
+            </w:r>
+          </w:p>
+        </w:tc>
+      </w:tr>
+      <w:tr>
+        <w:tc>
+          <w:tcPr>
+            <w:tcW w:type="pct" w:w="22%"/>
+            <w:tcBorders>
+              <w:top w:val="single" w:color="999999" w:sz="4"/>
+              <w:left w:val="single" w:color="999999" w:sz="4"/>
+              <w:bottom w:val="single" w:color="999999" w:sz="4"/>
+              <w:right w:val="single" w:color="999999" w:sz="4"/>
+            </w:tcBorders>
+            <w:shd w:fill="E8E8E8" w:val="clear"/>
+          </w:tcPr>
+          <w:p>
+            <w:r>
+              <w:rPr>
+                <w:b w:val="0"/>
+              </w:rPr>
+              <w:t>IPSG</w:t>
+            </w:r>
+          </w:p>
+        </w:tc>
+        <w:tc>
+          <w:tcPr>
+            <w:tcW w:type="pct" w:w="22%"/>
+            <w:tcBorders>
+              <w:top w:val="single" w:color="999999" w:sz="4"/>
+              <w:left w:val="single" w:color="999999" w:sz="4"/>
+              <w:bottom w:val="single" w:color="999999" w:sz="4"/>
+              <w:right w:val="single" w:color="999999" w:sz="4"/>
+            </w:tcBorders>
+            <w:shd w:fill="E8E8E8" w:val="clear"/>
+          </w:tcPr>
+          <w:p>
+            <w:r>
+              <w:rPr>
+                <w:b w:val="0"/>
+              </w:rPr>
+              <w:t>International Patient Safety Goals</w:t>
+            </w:r>
+          </w:p>
+        </w:tc>
+      </w:tr>
+      <w:tr>
+        <w:tc>
+          <w:tcPr>
+            <w:tcW w:type="pct" w:w="22%"/>
+            <w:tcBorders>
+              <w:top w:val="single" w:color="999999" w:sz="4"/>
+              <w:left w:val="single" w:color="999999" w:sz="4"/>
+              <w:bottom w:val="single" w:color="999999" w:sz="4"/>
+              <w:right w:val="single" w:color="999999" w:sz="4"/>
+            </w:tcBorders>
+            <w:shd w:fill="E8E8E8" w:val="clear"/>
+          </w:tcPr>
+          <w:p>
+            <w:r>
+              <w:rPr>
+                <w:b w:val="0"/>
+              </w:rPr>
+              <w:t>NABH</w:t>
+            </w:r>
+          </w:p>
+        </w:tc>
+        <w:tc>
+          <w:tcPr>
+            <w:tcW w:type="pct" w:w="22%"/>
+            <w:tcBorders>
+              <w:top w:val="single" w:color="999999" w:sz="4"/>
+              <w:left w:val="single" w:color="999999" w:sz="4"/>
+              <w:bottom w:val="single" w:color="999999" w:sz="4"/>
+              <w:right w:val="single" w:color="999999" w:sz="4"/>
+            </w:tcBorders>
+            <w:shd w:fill="E8E8E8" w:val="clear"/>
+          </w:tcPr>
+          <w:p>
+            <w:r>
+              <w:rPr>
+                <w:b w:val="0"/>
+              </w:rPr>
+              <w:t>National Accreditation Board for Hospitals and Healthcare Providers</w:t>
+            </w:r>
+          </w:p>
+        </w:tc>
+      </w:tr>
+      <w:tr>
+        <w:tc>
+          <w:tcPr>
+            <w:tcW w:type="pct" w:w="22%"/>
+            <w:tcBorders>
+              <w:top w:val="single" w:color="999999" w:sz="4"/>
+              <w:left w:val="single" w:color="999999" w:sz="4"/>
+              <w:bottom w:val="single" w:color="999999" w:sz="4"/>
+              <w:right w:val="single" w:color="999999" w:sz="4"/>
+            </w:tcBorders>
+            <w:shd w:fill="E8E8E8" w:val="clear"/>
+          </w:tcPr>
+          <w:p>
+            <w:r>
+              <w:rPr>
+                <w:b w:val="0"/>
+              </w:rPr>
+              <w:t>OE</w:t>
+            </w:r>
+          </w:p>
+        </w:tc>
+        <w:tc>
+          <w:tcPr>
+            <w:tcW w:type="pct" w:w="22%"/>
+            <w:tcBorders>
+              <w:top w:val="single" w:color="999999" w:sz="4"/>
+              <w:left w:val="single" w:color="999999" w:sz="4"/>
+              <w:bottom w:val="single" w:color="999999" w:sz="4"/>
+              <w:right w:val="single" w:color="999999" w:sz="4"/>
+            </w:tcBorders>
+            <w:shd w:fill="E8E8E8" w:val="clear"/>
+          </w:tcPr>
+          <w:p>
+            <w:r>
+              <w:rPr>
+                <w:b w:val="0"/>
+              </w:rPr>
+              <w:t>objective element</w:t>
+            </w:r>
+          </w:p>
+        </w:tc>
+      </w:tr>
+      <w:tr>
+        <w:tc>
+          <w:tcPr>
+            <w:tcW w:type="pct" w:w="22%"/>
+            <w:tcBorders>
+              <w:top w:val="single" w:color="999999" w:sz="4"/>
+              <w:left w:val="single" w:color="999999" w:sz="4"/>
+              <w:bottom w:val="single" w:color="999999" w:sz="4"/>
+              <w:right w:val="single" w:color="999999" w:sz="4"/>
+            </w:tcBorders>
+            <w:shd w:fill="E8E8E8" w:val="clear"/>
+          </w:tcPr>
+          <w:p>
+            <w:r>
+              <w:rPr>
+                <w:b w:val="0"/>
+              </w:rPr>
+              <w:t>PSQ</w:t>
+            </w:r>
+          </w:p>
+        </w:tc>
+        <w:tc>
+          <w:tcPr>
+            <w:tcW w:type="pct" w:w="22%"/>
+            <w:tcBorders>
+              <w:top w:val="single" w:color="999999" w:sz="4"/>
+              <w:left w:val="single" w:color="999999" w:sz="4"/>
+              <w:bottom w:val="single" w:color="999999" w:sz="4"/>
+              <w:right w:val="single" w:color="999999" w:sz="4"/>
+            </w:tcBorders>
+            <w:shd w:fill="E8E8E8" w:val="clear"/>
+          </w:tcPr>
+          <w:p>
+            <w:r>
+              <w:rPr>
+                <w:b w:val="0"/>
+              </w:rPr>
+              <w:t>Patient Safety and Quality Improvement (NABH SHCO chapter 9)</w:t>
+            </w:r>
+          </w:p>
+        </w:tc>
+      </w:tr>
+      <w:tr>
+        <w:tc>
+          <w:tcPr>
+            <w:tcW w:type="pct" w:w="22%"/>
+            <w:tcBorders>
+              <w:top w:val="single" w:color="999999" w:sz="4"/>
+              <w:left w:val="single" w:color="999999" w:sz="4"/>
+              <w:bottom w:val="single" w:color="999999" w:sz="4"/>
+              <w:right w:val="single" w:color="999999" w:sz="4"/>
+            </w:tcBorders>
+            <w:shd w:fill="E8E8E8" w:val="clear"/>
+          </w:tcPr>
+          <w:p>
+            <w:r>
+              <w:rPr>
+                <w:b w:val="0"/>
+              </w:rPr>
+              <w:t>QI</w:t>
+            </w:r>
+          </w:p>
+        </w:tc>
+        <w:tc>
+          <w:tcPr>
+            <w:tcW w:type="pct" w:w="22%"/>
+            <w:tcBorders>
+              <w:top w:val="single" w:color="999999" w:sz="4"/>
+              <w:left w:val="single" w:color="999999" w:sz="4"/>
+              <w:bottom w:val="single" w:color="999999" w:sz="4"/>
+              <w:right w:val="single" w:color="999999" w:sz="4"/>
+            </w:tcBorders>
+            <w:shd w:fill="E8E8E8" w:val="clear"/>
+          </w:tcPr>
+          <w:p>
+            <w:r>
+              <w:rPr>
+                <w:b w:val="0"/>
+              </w:rPr>
+              <w:t>quality improvement</w:t>
+            </w:r>
+          </w:p>
+        </w:tc>
+      </w:tr>
+      <w:tr>
+        <w:tc>
+          <w:tcPr>
+            <w:tcW w:type="pct" w:w="22%"/>
+            <w:tcBorders>
+              <w:top w:val="single" w:color="999999" w:sz="4"/>
+              <w:left w:val="single" w:color="999999" w:sz="4"/>
+              <w:bottom w:val="single" w:color="999999" w:sz="4"/>
+              <w:right w:val="single" w:color="999999" w:sz="4"/>
+            </w:tcBorders>
+            <w:shd w:fill="E8E8E8" w:val="clear"/>
+          </w:tcPr>
+          <w:p>
+            <w:r>
+              <w:rPr>
+                <w:b w:val="0"/>
+              </w:rPr>
+              <w:t>SHCO</w:t>
+            </w:r>
+          </w:p>
+        </w:tc>
+        <w:tc>
+          <w:tcPr>
+            <w:tcW w:type="pct" w:w="22%"/>
+            <w:tcBorders>
+              <w:top w:val="single" w:color="999999" w:sz="4"/>
+              <w:left w:val="single" w:color="999999" w:sz="4"/>
+              <w:bottom w:val="single" w:color="999999" w:sz="4"/>
+              <w:right w:val="single" w:color="999999" w:sz="4"/>
+            </w:tcBorders>
+            <w:shd w:fill="E8E8E8" w:val="clear"/>
+          </w:tcPr>
+          <w:p>
+            <w:r>
+              <w:rPr>
+                <w:b w:val="0"/>
+              </w:rPr>
+              <w:t>Standards for Small Healthcare Organisations</w:t>
+            </w:r>
+          </w:p>
+        </w:tc>
+      </w:tr>
+      <w:tr>
+        <w:tc>
+          <w:tcPr>
+            <w:tcW w:type="pct" w:w="22%"/>
+            <w:tcBorders>
+              <w:top w:val="single" w:color="999999" w:sz="4"/>
+              <w:left w:val="single" w:color="999999" w:sz="4"/>
+              <w:bottom w:val="single" w:color="999999" w:sz="4"/>
+              <w:right w:val="single" w:color="999999" w:sz="4"/>
+            </w:tcBorders>
+            <w:shd w:fill="E8E8E8" w:val="clear"/>
+          </w:tcPr>
+          <w:p>
+            <w:r>
+              <w:rPr>
+                <w:b w:val="0"/>
+              </w:rPr>
+              <w:t>WHO</w:t>
+            </w:r>
+          </w:p>
+        </w:tc>
+        <w:tc>
+          <w:tcPr>
+            <w:tcW w:type="pct" w:w="22%"/>
+            <w:tcBorders>
+              <w:top w:val="single" w:color="999999" w:sz="4"/>
+              <w:left w:val="single" w:color="999999" w:sz="4"/>
+              <w:bottom w:val="single" w:color="999999" w:sz="4"/>
+              <w:right w:val="single" w:color="999999" w:sz="4"/>
+            </w:tcBorders>
+            <w:shd w:fill="E8E8E8" w:val="clear"/>
+          </w:tcPr>
+          <w:p>
+            <w:r>
+              <w:rPr>
+                <w:b w:val="0"/>
+              </w:rPr>
+              <w:t>World Health Organization</w:t>
+            </w:r>
+          </w:p>
+        </w:tc>
+      </w:tr>
+    </w:tbl>
+    <w:p>
+      <w:pPr>
+        <w:pStyle w:val="Heading1"/>
+        <w:spacing w:after="120" w:before="280"/>
+      </w:pPr>
+      <w:r>
+        <w:t>11. Traceability to NABH SHCO 3rd Edition PSQ.1</w:t>
+      </w:r>
+    </w:p>
+    <w:p>
+      <w:pPr>
+        <w:spacing w:after="120"/>
+      </w:pPr>
+      <w:r>
+        <w:rPr>
+          <w:i/>
+          <w:iCs/>
+          <w:sz w:val="20"/>
+          <w:szCs w:val="20"/>
+        </w:rPr>
+        <w:t xml:space="preserve">This table is an index. It is not how the policy is organised.</w:t>
+      </w:r>
+    </w:p>
     <w:tbl>
       <w:tblPr>
         <w:tblW w:type="pct" w:w="100%"/>
@@ -3539,532 +4065,6 @@
         </w:tc>
       </w:tr>
     </w:tbl>
-    <w:p>
-      <w:pPr>
-        <w:pStyle w:val="Heading1"/>
-        <w:spacing w:after="120" w:before="280"/>
-      </w:pPr>
-      <w:r>
-        <w:t>9. Distribution</w:t>
-      </w:r>
-    </w:p>
-    <w:p>
-      <w:pPr>
-        <w:spacing w:after="140"/>
-      </w:pPr>
-      <w:r>
-        <w:rPr>
-          <w:sz w:val="22"/>
-          <w:szCs w:val="22"/>
-        </w:rPr>
-        <w:t xml:space="preserve">Official master copy: office of the Medical Superintendent, «Hospital Name», with the Quality Coordinator.</w:t>
-      </w:r>
-    </w:p>
-    <w:p>
-      <w:pPr>
-        <w:spacing w:after="140"/>
-      </w:pPr>
-      <w:r>
-        <w:rPr>
-          <w:sz w:val="22"/>
-          <w:szCs w:val="22"/>
-        </w:rPr>
-        <w:t xml:space="preserve">Copies issued to: patient-safety / QI committee members; department heads; nursing administration; all clinical areas.</w:t>
-      </w:r>
-    </w:p>
-    <w:p>
-      <w:pPr>
-        <w:spacing w:after="140"/>
-      </w:pPr>
-      <w:r>
-        <w:rPr>
-          <w:sz w:val="22"/>
-          <w:szCs w:val="22"/>
-        </w:rPr>
-        <w:t xml:space="preserve">The current version is available to all staff at the «quality office policy file» and, if the hospital keeps an intranet, at «staff intranet / policies».</w:t>
-      </w:r>
-    </w:p>
-    <w:p>
-      <w:pPr>
-        <w:spacing w:after="140"/>
-      </w:pPr>
-      <w:r>
-        <w:rPr>
-          <w:sz w:val="22"/>
-          <w:szCs w:val="22"/>
-        </w:rPr>
-        <w:t xml:space="preserve">When a new version is issued, take old copies out of use.</w:t>
-      </w:r>
-    </w:p>
-    <w:p>
-      <w:pPr>
-        <w:pStyle w:val="Heading1"/>
-        <w:spacing w:after="120" w:before="280"/>
-      </w:pPr>
-      <w:r>
-        <w:t>10. Abbreviations</w:t>
-      </w:r>
-    </w:p>
-    <w:tbl>
-      <w:tblPr>
-        <w:tblW w:type="pct" w:w="100%"/>
-        <w:tblBorders>
-          <w:top w:val="single" w:color="auto" w:sz="4"/>
-          <w:left w:val="single" w:color="auto" w:sz="4"/>
-          <w:bottom w:val="single" w:color="auto" w:sz="4"/>
-          <w:right w:val="single" w:color="auto" w:sz="4"/>
-          <w:insideH w:val="single" w:color="auto" w:sz="4"/>
-          <w:insideV w:val="single" w:color="auto" w:sz="4"/>
-        </w:tblBorders>
-      </w:tblPr>
-      <w:tblGrid>
-        <w:gridCol w:w="100"/>
-        <w:gridCol w:w="100"/>
-      </w:tblGrid>
-      <w:tr>
-        <w:tc>
-          <w:tcPr>
-            <w:tcW w:type="pct" w:w="22%"/>
-            <w:tcBorders>
-              <w:top w:val="single" w:color="999999" w:sz="4"/>
-              <w:left w:val="single" w:color="999999" w:sz="4"/>
-              <w:bottom w:val="single" w:color="999999" w:sz="4"/>
-              <w:right w:val="single" w:color="999999" w:sz="4"/>
-            </w:tcBorders>
-            <w:shd w:fill="E8E8E8" w:val="clear"/>
-          </w:tcPr>
-          <w:p>
-            <w:r>
-              <w:rPr>
-                <w:b/>
-              </w:rPr>
-              <w:t>Abbreviation</w:t>
-            </w:r>
-          </w:p>
-        </w:tc>
-        <w:tc>
-          <w:tcPr>
-            <w:tcW w:type="pct" w:w="22%"/>
-            <w:tcBorders>
-              <w:top w:val="single" w:color="999999" w:sz="4"/>
-              <w:left w:val="single" w:color="999999" w:sz="4"/>
-              <w:bottom w:val="single" w:color="999999" w:sz="4"/>
-              <w:right w:val="single" w:color="999999" w:sz="4"/>
-            </w:tcBorders>
-            <w:shd w:fill="E8E8E8" w:val="clear"/>
-          </w:tcPr>
-          <w:p>
-            <w:r>
-              <w:rPr>
-                <w:b/>
-              </w:rPr>
-              <w:t>Meaning</w:t>
-            </w:r>
-          </w:p>
-        </w:tc>
-      </w:tr>
-      <w:tr>
-        <w:tc>
-          <w:tcPr>
-            <w:tcW w:type="pct" w:w="22%"/>
-            <w:tcBorders>
-              <w:top w:val="single" w:color="999999" w:sz="4"/>
-              <w:left w:val="single" w:color="999999" w:sz="4"/>
-              <w:bottom w:val="single" w:color="999999" w:sz="4"/>
-              <w:right w:val="single" w:color="999999" w:sz="4"/>
-            </w:tcBorders>
-            <w:shd w:fill="E8E8E8" w:val="clear"/>
-          </w:tcPr>
-          <w:p>
-            <w:r>
-              <w:rPr>
-                <w:b w:val="0"/>
-              </w:rPr>
-              <w:t>CAPA</w:t>
-            </w:r>
-          </w:p>
-        </w:tc>
-        <w:tc>
-          <w:tcPr>
-            <w:tcW w:type="pct" w:w="22%"/>
-            <w:tcBorders>
-              <w:top w:val="single" w:color="999999" w:sz="4"/>
-              <w:left w:val="single" w:color="999999" w:sz="4"/>
-              <w:bottom w:val="single" w:color="999999" w:sz="4"/>
-              <w:right w:val="single" w:color="999999" w:sz="4"/>
-            </w:tcBorders>
-            <w:shd w:fill="E8E8E8" w:val="clear"/>
-          </w:tcPr>
-          <w:p>
-            <w:r>
-              <w:rPr>
-                <w:b w:val="0"/>
-              </w:rPr>
-              <w:t>corrective and preventive action</w:t>
-            </w:r>
-          </w:p>
-        </w:tc>
-      </w:tr>
-      <w:tr>
-        <w:tc>
-          <w:tcPr>
-            <w:tcW w:type="pct" w:w="22%"/>
-            <w:tcBorders>
-              <w:top w:val="single" w:color="999999" w:sz="4"/>
-              <w:left w:val="single" w:color="999999" w:sz="4"/>
-              <w:bottom w:val="single" w:color="999999" w:sz="4"/>
-              <w:right w:val="single" w:color="999999" w:sz="4"/>
-            </w:tcBorders>
-            <w:shd w:fill="E8E8E8" w:val="clear"/>
-          </w:tcPr>
-          <w:p>
-            <w:r>
-              <w:rPr>
-                <w:b w:val="0"/>
-              </w:rPr>
-              <w:t>FMEA</w:t>
-            </w:r>
-          </w:p>
-        </w:tc>
-        <w:tc>
-          <w:tcPr>
-            <w:tcW w:type="pct" w:w="22%"/>
-            <w:tcBorders>
-              <w:top w:val="single" w:color="999999" w:sz="4"/>
-              <w:left w:val="single" w:color="999999" w:sz="4"/>
-              <w:bottom w:val="single" w:color="999999" w:sz="4"/>
-              <w:right w:val="single" w:color="999999" w:sz="4"/>
-            </w:tcBorders>
-            <w:shd w:fill="E8E8E8" w:val="clear"/>
-          </w:tcPr>
-          <w:p>
-            <w:r>
-              <w:rPr>
-                <w:b w:val="0"/>
-              </w:rPr>
-              <w:t>failure mode and effect analysis</w:t>
-            </w:r>
-          </w:p>
-        </w:tc>
-      </w:tr>
-      <w:tr>
-        <w:tc>
-          <w:tcPr>
-            <w:tcW w:type="pct" w:w="22%"/>
-            <w:tcBorders>
-              <w:top w:val="single" w:color="999999" w:sz="4"/>
-              <w:left w:val="single" w:color="999999" w:sz="4"/>
-              <w:bottom w:val="single" w:color="999999" w:sz="4"/>
-              <w:right w:val="single" w:color="999999" w:sz="4"/>
-            </w:tcBorders>
-            <w:shd w:fill="E8E8E8" w:val="clear"/>
-          </w:tcPr>
-          <w:p>
-            <w:r>
-              <w:rPr>
-                <w:b w:val="0"/>
-              </w:rPr>
-              <w:t>IPSG</w:t>
-            </w:r>
-          </w:p>
-        </w:tc>
-        <w:tc>
-          <w:tcPr>
-            <w:tcW w:type="pct" w:w="22%"/>
-            <w:tcBorders>
-              <w:top w:val="single" w:color="999999" w:sz="4"/>
-              <w:left w:val="single" w:color="999999" w:sz="4"/>
-              <w:bottom w:val="single" w:color="999999" w:sz="4"/>
-              <w:right w:val="single" w:color="999999" w:sz="4"/>
-            </w:tcBorders>
-            <w:shd w:fill="E8E8E8" w:val="clear"/>
-          </w:tcPr>
-          <w:p>
-            <w:r>
-              <w:rPr>
-                <w:b w:val="0"/>
-              </w:rPr>
-              <w:t>International Patient Safety Goals</w:t>
-            </w:r>
-          </w:p>
-        </w:tc>
-      </w:tr>
-      <w:tr>
-        <w:tc>
-          <w:tcPr>
-            <w:tcW w:type="pct" w:w="22%"/>
-            <w:tcBorders>
-              <w:top w:val="single" w:color="999999" w:sz="4"/>
-              <w:left w:val="single" w:color="999999" w:sz="4"/>
-              <w:bottom w:val="single" w:color="999999" w:sz="4"/>
-              <w:right w:val="single" w:color="999999" w:sz="4"/>
-            </w:tcBorders>
-            <w:shd w:fill="E8E8E8" w:val="clear"/>
-          </w:tcPr>
-          <w:p>
-            <w:r>
-              <w:rPr>
-                <w:b w:val="0"/>
-              </w:rPr>
-              <w:t>NABH</w:t>
-            </w:r>
-          </w:p>
-        </w:tc>
-        <w:tc>
-          <w:tcPr>
-            <w:tcW w:type="pct" w:w="22%"/>
-            <w:tcBorders>
-              <w:top w:val="single" w:color="999999" w:sz="4"/>
-              <w:left w:val="single" w:color="999999" w:sz="4"/>
-              <w:bottom w:val="single" w:color="999999" w:sz="4"/>
-              <w:right w:val="single" w:color="999999" w:sz="4"/>
-            </w:tcBorders>
-            <w:shd w:fill="E8E8E8" w:val="clear"/>
-          </w:tcPr>
-          <w:p>
-            <w:r>
-              <w:rPr>
-                <w:b w:val="0"/>
-              </w:rPr>
-              <w:t>National Accreditation Board for Hospitals and Healthcare Providers</w:t>
-            </w:r>
-          </w:p>
-        </w:tc>
-      </w:tr>
-      <w:tr>
-        <w:tc>
-          <w:tcPr>
-            <w:tcW w:type="pct" w:w="22%"/>
-            <w:tcBorders>
-              <w:top w:val="single" w:color="999999" w:sz="4"/>
-              <w:left w:val="single" w:color="999999" w:sz="4"/>
-              <w:bottom w:val="single" w:color="999999" w:sz="4"/>
-              <w:right w:val="single" w:color="999999" w:sz="4"/>
-            </w:tcBorders>
-            <w:shd w:fill="E8E8E8" w:val="clear"/>
-          </w:tcPr>
-          <w:p>
-            <w:r>
-              <w:rPr>
-                <w:b w:val="0"/>
-              </w:rPr>
-              <w:t>OE</w:t>
-            </w:r>
-          </w:p>
-        </w:tc>
-        <w:tc>
-          <w:tcPr>
-            <w:tcW w:type="pct" w:w="22%"/>
-            <w:tcBorders>
-              <w:top w:val="single" w:color="999999" w:sz="4"/>
-              <w:left w:val="single" w:color="999999" w:sz="4"/>
-              <w:bottom w:val="single" w:color="999999" w:sz="4"/>
-              <w:right w:val="single" w:color="999999" w:sz="4"/>
-            </w:tcBorders>
-            <w:shd w:fill="E8E8E8" w:val="clear"/>
-          </w:tcPr>
-          <w:p>
-            <w:r>
-              <w:rPr>
-                <w:b w:val="0"/>
-              </w:rPr>
-              <w:t>objective element</w:t>
-            </w:r>
-          </w:p>
-        </w:tc>
-      </w:tr>
-      <w:tr>
-        <w:tc>
-          <w:tcPr>
-            <w:tcW w:type="pct" w:w="22%"/>
-            <w:tcBorders>
-              <w:top w:val="single" w:color="999999" w:sz="4"/>
-              <w:left w:val="single" w:color="999999" w:sz="4"/>
-              <w:bottom w:val="single" w:color="999999" w:sz="4"/>
-              <w:right w:val="single" w:color="999999" w:sz="4"/>
-            </w:tcBorders>
-            <w:shd w:fill="E8E8E8" w:val="clear"/>
-          </w:tcPr>
-          <w:p>
-            <w:r>
-              <w:rPr>
-                <w:b w:val="0"/>
-              </w:rPr>
-              <w:t>PSQ</w:t>
-            </w:r>
-          </w:p>
-        </w:tc>
-        <w:tc>
-          <w:tcPr>
-            <w:tcW w:type="pct" w:w="22%"/>
-            <w:tcBorders>
-              <w:top w:val="single" w:color="999999" w:sz="4"/>
-              <w:left w:val="single" w:color="999999" w:sz="4"/>
-              <w:bottom w:val="single" w:color="999999" w:sz="4"/>
-              <w:right w:val="single" w:color="999999" w:sz="4"/>
-            </w:tcBorders>
-            <w:shd w:fill="E8E8E8" w:val="clear"/>
-          </w:tcPr>
-          <w:p>
-            <w:r>
-              <w:rPr>
-                <w:b w:val="0"/>
-              </w:rPr>
-              <w:t>Patient Safety and Quality Improvement (NABH SHCO chapter 9)</w:t>
-            </w:r>
-          </w:p>
-        </w:tc>
-      </w:tr>
-      <w:tr>
-        <w:tc>
-          <w:tcPr>
-            <w:tcW w:type="pct" w:w="22%"/>
-            <w:tcBorders>
-              <w:top w:val="single" w:color="999999" w:sz="4"/>
-              <w:left w:val="single" w:color="999999" w:sz="4"/>
-              <w:bottom w:val="single" w:color="999999" w:sz="4"/>
-              <w:right w:val="single" w:color="999999" w:sz="4"/>
-            </w:tcBorders>
-            <w:shd w:fill="E8E8E8" w:val="clear"/>
-          </w:tcPr>
-          <w:p>
-            <w:r>
-              <w:rPr>
-                <w:b w:val="0"/>
-              </w:rPr>
-              <w:t>QI</w:t>
-            </w:r>
-          </w:p>
-        </w:tc>
-        <w:tc>
-          <w:tcPr>
-            <w:tcW w:type="pct" w:w="22%"/>
-            <w:tcBorders>
-              <w:top w:val="single" w:color="999999" w:sz="4"/>
-              <w:left w:val="single" w:color="999999" w:sz="4"/>
-              <w:bottom w:val="single" w:color="999999" w:sz="4"/>
-              <w:right w:val="single" w:color="999999" w:sz="4"/>
-            </w:tcBorders>
-            <w:shd w:fill="E8E8E8" w:val="clear"/>
-          </w:tcPr>
-          <w:p>
-            <w:r>
-              <w:rPr>
-                <w:b w:val="0"/>
-              </w:rPr>
-              <w:t>quality improvement</w:t>
-            </w:r>
-          </w:p>
-        </w:tc>
-      </w:tr>
-      <w:tr>
-        <w:tc>
-          <w:tcPr>
-            <w:tcW w:type="pct" w:w="22%"/>
-            <w:tcBorders>
-              <w:top w:val="single" w:color="999999" w:sz="4"/>
-              <w:left w:val="single" w:color="999999" w:sz="4"/>
-              <w:bottom w:val="single" w:color="999999" w:sz="4"/>
-              <w:right w:val="single" w:color="999999" w:sz="4"/>
-            </w:tcBorders>
-            <w:shd w:fill="E8E8E8" w:val="clear"/>
-          </w:tcPr>
-          <w:p>
-            <w:r>
-              <w:rPr>
-                <w:b w:val="0"/>
-              </w:rPr>
-              <w:t>SHCO</w:t>
-            </w:r>
-          </w:p>
-        </w:tc>
-        <w:tc>
-          <w:tcPr>
-            <w:tcW w:type="pct" w:w="22%"/>
-            <w:tcBorders>
-              <w:top w:val="single" w:color="999999" w:sz="4"/>
-              <w:left w:val="single" w:color="999999" w:sz="4"/>
-              <w:bottom w:val="single" w:color="999999" w:sz="4"/>
-              <w:right w:val="single" w:color="999999" w:sz="4"/>
-            </w:tcBorders>
-            <w:shd w:fill="E8E8E8" w:val="clear"/>
-          </w:tcPr>
-          <w:p>
-            <w:r>
-              <w:rPr>
-                <w:b w:val="0"/>
-              </w:rPr>
-              <w:t>Standards for Small Healthcare Organisations</w:t>
-            </w:r>
-          </w:p>
-        </w:tc>
-      </w:tr>
-      <w:tr>
-        <w:tc>
-          <w:tcPr>
-            <w:tcW w:type="pct" w:w="22%"/>
-            <w:tcBorders>
-              <w:top w:val="single" w:color="999999" w:sz="4"/>
-              <w:left w:val="single" w:color="999999" w:sz="4"/>
-              <w:bottom w:val="single" w:color="999999" w:sz="4"/>
-              <w:right w:val="single" w:color="999999" w:sz="4"/>
-            </w:tcBorders>
-            <w:shd w:fill="E8E8E8" w:val="clear"/>
-          </w:tcPr>
-          <w:p>
-            <w:r>
-              <w:rPr>
-                <w:b w:val="0"/>
-              </w:rPr>
-              <w:t>WHO</w:t>
-            </w:r>
-          </w:p>
-        </w:tc>
-        <w:tc>
-          <w:tcPr>
-            <w:tcW w:type="pct" w:w="22%"/>
-            <w:tcBorders>
-              <w:top w:val="single" w:color="999999" w:sz="4"/>
-              <w:left w:val="single" w:color="999999" w:sz="4"/>
-              <w:bottom w:val="single" w:color="999999" w:sz="4"/>
-              <w:right w:val="single" w:color="999999" w:sz="4"/>
-            </w:tcBorders>
-            <w:shd w:fill="E8E8E8" w:val="clear"/>
-          </w:tcPr>
-          <w:p>
-            <w:r>
-              <w:rPr>
-                <w:b w:val="0"/>
-              </w:rPr>
-              <w:t>World Health Organization</w:t>
-            </w:r>
-          </w:p>
-        </w:tc>
-      </w:tr>
-    </w:tbl>
-    <w:p>
-      <w:pPr>
-        <w:pStyle w:val="Heading1"/>
-        <w:spacing w:after="120" w:before="280"/>
-      </w:pPr>
-      <w:r>
-        <w:t>11. Traceability to NABH SHCO 3rd Edition PSQ.1</w:t>
-      </w:r>
-    </w:p>
-    <w:p>
-      <w:pPr>
-        <w:spacing w:after="120"/>
-      </w:pPr>
-      <w:r>
-        <w:rPr>
-          <w:i/>
-          <w:iCs/>
-          <w:sz w:val="20"/>
-          <w:szCs w:val="20"/>
-        </w:rPr>
-        <w:t xml:space="preserve">This table is an index. It is not how the policy is organised.</w:t>
-      </w:r>
-    </w:p>
     <w:p>
       <w:pPr>
         <w:pStyle w:val="Heading1"/>
